--- a/preview/docxs/34-frontend-engineer.docx
+++ b/preview/docxs/34-frontend-engineer.docx
@@ -508,7 +508,7 @@
         </w:rPr>
         <w:t xml:space="preserve">Demo: </w:t>
       </w:r>
-      <w:hyperlink w:history="1" r:id="rIdxlrtg6qcsmjf8be8e3u5r">
+      <w:hyperlink w:history="1" r:id="rIdkpobgt4kzii1woiv6oins">
         <w:r>
           <w:rPr>
             <w:color w:val="0d9488"/>
@@ -536,7 +536,7 @@
         </w:rPr>
         <w:t xml:space="preserve">Code: </w:t>
       </w:r>
-      <w:hyperlink w:history="1" r:id="rIdyqp5ugzmgymrdxqu1d4mu">
+      <w:hyperlink w:history="1" r:id="rId3adf6j183faceqcvtnked">
         <w:r>
           <w:rPr>
             <w:color w:val="0d9488"/>
@@ -626,7 +626,7 @@
         </w:rPr>
         <w:t xml:space="preserve">Demo: </w:t>
       </w:r>
-      <w:hyperlink w:history="1" r:id="rIdqa2zvcx_m4n_7vk9e3uzk">
+      <w:hyperlink w:history="1" r:id="rIdvg48tgy_ax_6kbamvhdcj">
         <w:r>
           <w:rPr>
             <w:color w:val="0d9488"/>
@@ -1060,7 +1060,7 @@
         </w:rPr>
         <w:t xml:space="preserve">Portfolio: </w:t>
       </w:r>
-      <w:hyperlink w:history="1" r:id="rId88rajneriqbmqnfvetpoo">
+      <w:hyperlink w:history="1" r:id="rId3ajzrg_hgnrja-npeumd8">
         <w:r>
           <w:rPr>
             <w:color w:val="0d9488"/>
